--- a/docs/manuscript/main_rewrite.docx
+++ b/docs/manuscript/main_rewrite.docx
@@ -7,7 +7,7 @@
         <w:jc w:val="center"/>
       </w:pPr>
       <w:r>
-        <w:t>An Evaluation of Plasma Protein Binding Models under Scaffold Split: Fingerprints, ChemBERTa, Graph Networks, and Late Fusion</w:t>
+        <w:t>Plasma Protein Binding Prediction under Scaffold Split: Tree Models, ChemBERTa, Graph Networks, and Late Fusion</w:t>
       </w:r>
     </w:p>
     <w:p>
